--- a/Nota_reconciliacion_numerica_R2.docx
+++ b/Nota_reconciliacion_numerica_R2.docx
@@ -118,6 +118,27 @@
         <w:pStyle w:val="BodyText"/>
       </w:pPr>
       <w:r>
+        <w:t xml:space="preserve">La muestra materna final conservó</w:t>
+      </w:r>
+      <w:r>
+        <w:t xml:space="preserve"> </w:t>
+      </w:r>
+      <w:r>
+        <w:rPr>
+          <w:b/>
+          <w:bCs/>
+        </w:rPr>
+        <w:t xml:space="preserve">245 eventos clasificados como embarazos múltiples</w:t>
+      </w:r>
+      <w:r>
+        <w:t xml:space="preserve">.</w:t>
+      </w:r>
+    </w:p>
+    <w:p>
+      <w:pPr>
+        <w:pStyle w:val="BodyText"/>
+      </w:pPr>
+      <w:r>
         <w:t xml:space="preserve">La submuestra neonatal comprendió</w:t>
       </w:r>
       <w:r>
@@ -206,7 +227,7 @@
         <w:pStyle w:val="FirstParagraph"/>
       </w:pPr>
       <w:r>
-        <w:t xml:space="preserve">Autor responsable del análisis: ______________________________</w:t>
+        <w:t xml:space="preserve">Autor responsable del análisis: Santiago Vasco</w:t>
       </w:r>
     </w:p>
     <w:p>
@@ -214,7 +235,7 @@
         <w:pStyle w:val="BodyText"/>
       </w:pPr>
       <w:r>
-        <w:t xml:space="preserve">Firma: ______________________________</w:t>
+        <w:t xml:space="preserve">Firma: Pendiente de firma</w:t>
       </w:r>
     </w:p>
     <w:p>
@@ -222,7 +243,7 @@
         <w:pStyle w:val="BodyText"/>
       </w:pPr>
       <w:r>
-        <w:t xml:space="preserve">Fecha: ______________________________</w:t>
+        <w:t xml:space="preserve">Fecha: Pendiente</w:t>
       </w:r>
     </w:p>
     <w:bookmarkEnd w:id="20"/>
